--- a/docx/cv 2026.docx
+++ b/docx/cv 2026.docx
@@ -329,7 +329,23 @@
           <w:sz w:val="20"/>
           <w:szCs w:val="20"/>
         </w:rPr>
-        <w:t xml:space="preserve"> AWS (EC2, S3, IAM, VPC, </w:t>
+        <w:t xml:space="preserve"> AWS (</w:t>
+      </w:r>
+      <w:r>
+        <w:rPr>
+          <w:rFonts w:ascii="Calibri" w:hAnsi="Calibri" w:cs="Calibri"/>
+          <w:sz w:val="20"/>
+          <w:szCs w:val="20"/>
+        </w:rPr>
+        <w:t xml:space="preserve">Lambda, ECR, ECS, </w:t>
+      </w:r>
+      <w:r>
+        <w:rPr>
+          <w:rFonts w:ascii="Calibri" w:hAnsi="Calibri" w:cs="Calibri"/>
+          <w:sz w:val="20"/>
+          <w:szCs w:val="20"/>
+        </w:rPr>
+        <w:t xml:space="preserve">S3, IAM, VPC, </w:t>
       </w:r>
       <w:proofErr w:type="spellStart"/>
       <w:r>
@@ -347,7 +363,23 @@
           <w:sz w:val="20"/>
           <w:szCs w:val="20"/>
         </w:rPr>
-        <w:t xml:space="preserve">, Lambda, MSK/Kafka, DynamoDB, ECR), </w:t>
+        <w:t xml:space="preserve">, MSK/Kafka, </w:t>
+      </w:r>
+      <w:r>
+        <w:rPr>
+          <w:rFonts w:ascii="Calibri" w:hAnsi="Calibri" w:cs="Calibri"/>
+          <w:sz w:val="20"/>
+          <w:szCs w:val="20"/>
+        </w:rPr>
+        <w:t xml:space="preserve">EC2, </w:t>
+      </w:r>
+      <w:r>
+        <w:rPr>
+          <w:rFonts w:ascii="Calibri" w:hAnsi="Calibri" w:cs="Calibri"/>
+          <w:sz w:val="20"/>
+          <w:szCs w:val="20"/>
+        </w:rPr>
+        <w:t xml:space="preserve">DynamoDB), </w:t>
       </w:r>
       <w:r>
         <w:rPr>
@@ -387,7 +419,39 @@
           <w:sz w:val="20"/>
           <w:szCs w:val="20"/>
         </w:rPr>
-        <w:t xml:space="preserve">Azure and </w:t>
+        <w:t>Azure</w:t>
+      </w:r>
+      <w:r>
+        <w:rPr>
+          <w:rFonts w:ascii="Calibri" w:hAnsi="Calibri" w:cs="Calibri"/>
+          <w:sz w:val="20"/>
+          <w:szCs w:val="20"/>
+        </w:rPr>
+        <w:t xml:space="preserve"> (</w:t>
+      </w:r>
+      <w:r>
+        <w:rPr>
+          <w:rFonts w:ascii="Calibri" w:hAnsi="Calibri" w:cs="Calibri"/>
+          <w:sz w:val="20"/>
+          <w:szCs w:val="20"/>
+        </w:rPr>
+        <w:t>Azure DevOps</w:t>
+      </w:r>
+      <w:r>
+        <w:rPr>
+          <w:rFonts w:ascii="Calibri" w:hAnsi="Calibri" w:cs="Calibri"/>
+          <w:sz w:val="20"/>
+          <w:szCs w:val="20"/>
+        </w:rPr>
+        <w:t>)</w:t>
+      </w:r>
+      <w:r>
+        <w:rPr>
+          <w:rFonts w:ascii="Calibri" w:hAnsi="Calibri" w:cs="Calibri"/>
+          <w:sz w:val="20"/>
+          <w:szCs w:val="20"/>
+        </w:rPr>
+        <w:t xml:space="preserve"> and </w:t>
       </w:r>
       <w:r>
         <w:rPr>
@@ -763,25 +827,7 @@
           <w:sz w:val="20"/>
           <w:szCs w:val="20"/>
         </w:rPr>
-        <w:t xml:space="preserve">Engineered automated post-deployment validation workflows for the GSE Events Data Product using Python, Boto3, and GitHub Actions, integrating CloudWatch and Datadog APIs to eliminate manual log-checking and accelerate deployment </w:t>
-      </w:r>
-      <w:proofErr w:type="gramStart"/>
-      <w:r>
-        <w:rPr>
-          <w:rFonts w:ascii="Calibri" w:hAnsi="Calibri" w:cs="Calibri"/>
-          <w:sz w:val="20"/>
-          <w:szCs w:val="20"/>
-        </w:rPr>
-        <w:t>sign-offs</w:t>
-      </w:r>
-      <w:proofErr w:type="gramEnd"/>
-      <w:r>
-        <w:rPr>
-          <w:rFonts w:ascii="Calibri" w:hAnsi="Calibri" w:cs="Calibri"/>
-          <w:sz w:val="20"/>
-          <w:szCs w:val="20"/>
-        </w:rPr>
-        <w:t xml:space="preserve">. </w:t>
+        <w:t xml:space="preserve">Engineered automated post-deployment validation workflows for the GSE Events Data Product using Python, Boto3, and GitHub Actions, integrating CloudWatch and Datadog APIs to eliminate manual log-checking and accelerate deployment sign-offs. </w:t>
       </w:r>
     </w:p>
     <w:p>
@@ -5437,6 +5483,7 @@
   <w:style w:type="character" w:default="1" w:styleId="DefaultParagraphFont">
     <w:name w:val="Default Paragraph Font"/>
     <w:uiPriority w:val="1"/>
+    <w:semiHidden/>
     <w:unhideWhenUsed/>
   </w:style>
   <w:style w:type="table" w:default="1" w:styleId="TableNormal">
@@ -6092,23 +6139,6 @@
 </file>
 
 <file path=customXml/item1.xml><?xml version="1.0" encoding="utf-8"?>
-<p:properties xmlns:p="http://schemas.microsoft.com/office/2006/metadata/properties" xmlns:xsi="http://www.w3.org/2001/XMLSchema-instance" xmlns:pc="http://schemas.microsoft.com/office/infopath/2007/PartnerControls">
-  <documentManagement>
-    <_activity xmlns="eca25710-d33a-48f9-b7ed-55d8f2ee4c7c" xsi:nil="true"/>
-  </documentManagement>
-</p:properties>
-</file>
-
-<file path=customXml/item2.xml><?xml version="1.0" encoding="utf-8"?>
-<?mso-contentType ?>
-<FormTemplates xmlns="http://schemas.microsoft.com/sharepoint/v3/contenttype/forms">
-  <Display>DocumentLibraryForm</Display>
-  <Edit>DocumentLibraryForm</Edit>
-  <New>DocumentLibraryForm</New>
-</FormTemplates>
-</file>
-
-<file path=customXml/item3.xml><?xml version="1.0" encoding="utf-8"?>
 <ct:contentTypeSchema xmlns:ct="http://schemas.microsoft.com/office/2006/metadata/contentType" xmlns:ma="http://schemas.microsoft.com/office/2006/metadata/properties/metaAttributes" ct:_="" ma:_="" ma:contentTypeName="Document" ma:contentTypeID="0x0101004052122EE5125442955E1CECA5ECB906" ma:contentTypeVersion="11" ma:contentTypeDescription="Create a new document." ma:contentTypeScope="" ma:versionID="2a6270015ceda115e3a98b0e6a03296a">
   <xsd:schema xmlns:xsd="http://www.w3.org/2001/XMLSchema" xmlns:xs="http://www.w3.org/2001/XMLSchema" xmlns:p="http://schemas.microsoft.com/office/2006/metadata/properties" xmlns:ns3="eca25710-d33a-48f9-b7ed-55d8f2ee4c7c" targetNamespace="http://schemas.microsoft.com/office/2006/metadata/properties" ma:root="true" ma:fieldsID="873b44005ca4aa7e8fa796dfae0f0c1e" ns3:_="">
     <xsd:import namespace="eca25710-d33a-48f9-b7ed-55d8f2ee4c7c"/>
@@ -6296,25 +6326,24 @@
 </ct:contentTypeSchema>
 </file>
 
-<file path=customXml/itemProps1.xml><?xml version="1.0" encoding="utf-8"?>
-<ds:datastoreItem xmlns:ds="http://schemas.openxmlformats.org/officeDocument/2006/customXml" ds:itemID="{4B3E88E8-170A-40FB-969C-63A0269D55C7}">
-  <ds:schemaRefs>
-    <ds:schemaRef ds:uri="http://schemas.microsoft.com/office/2006/metadata/properties"/>
-    <ds:schemaRef ds:uri="http://schemas.microsoft.com/office/infopath/2007/PartnerControls"/>
-    <ds:schemaRef ds:uri="eca25710-d33a-48f9-b7ed-55d8f2ee4c7c"/>
-  </ds:schemaRefs>
-</ds:datastoreItem>
+<file path=customXml/item2.xml><?xml version="1.0" encoding="utf-8"?>
+<?mso-contentType ?>
+<FormTemplates xmlns="http://schemas.microsoft.com/sharepoint/v3/contenttype/forms">
+  <Display>DocumentLibraryForm</Display>
+  <Edit>DocumentLibraryForm</Edit>
+  <New>DocumentLibraryForm</New>
+</FormTemplates>
 </file>
 
-<file path=customXml/itemProps2.xml><?xml version="1.0" encoding="utf-8"?>
-<ds:datastoreItem xmlns:ds="http://schemas.openxmlformats.org/officeDocument/2006/customXml" ds:itemID="{8DB0D329-F9C0-4885-9E58-0B4D90D9763D}">
-  <ds:schemaRefs>
-    <ds:schemaRef ds:uri="http://schemas.microsoft.com/sharepoint/v3/contenttype/forms"/>
-  </ds:schemaRefs>
-</ds:datastoreItem>
+<file path=customXml/item3.xml><?xml version="1.0" encoding="utf-8"?>
+<p:properties xmlns:p="http://schemas.microsoft.com/office/2006/metadata/properties" xmlns:xsi="http://www.w3.org/2001/XMLSchema-instance" xmlns:pc="http://schemas.microsoft.com/office/infopath/2007/PartnerControls">
+  <documentManagement>
+    <_activity xmlns="eca25710-d33a-48f9-b7ed-55d8f2ee4c7c" xsi:nil="true"/>
+  </documentManagement>
+</p:properties>
 </file>
 
-<file path=customXml/itemProps3.xml><?xml version="1.0" encoding="utf-8"?>
+<file path=customXml/itemProps1.xml><?xml version="1.0" encoding="utf-8"?>
 <ds:datastoreItem xmlns:ds="http://schemas.openxmlformats.org/officeDocument/2006/customXml" ds:itemID="{46F331C9-4C14-4E2D-B138-C077E96CDEFA}">
   <ds:schemaRefs>
     <ds:schemaRef ds:uri="http://schemas.microsoft.com/office/2006/metadata/contentType"/>
@@ -6332,6 +6361,24 @@
 </ds:datastoreItem>
 </file>
 
+<file path=customXml/itemProps2.xml><?xml version="1.0" encoding="utf-8"?>
+<ds:datastoreItem xmlns:ds="http://schemas.openxmlformats.org/officeDocument/2006/customXml" ds:itemID="{8DB0D329-F9C0-4885-9E58-0B4D90D9763D}">
+  <ds:schemaRefs>
+    <ds:schemaRef ds:uri="http://schemas.microsoft.com/sharepoint/v3/contenttype/forms"/>
+  </ds:schemaRefs>
+</ds:datastoreItem>
+</file>
+
+<file path=customXml/itemProps3.xml><?xml version="1.0" encoding="utf-8"?>
+<ds:datastoreItem xmlns:ds="http://schemas.openxmlformats.org/officeDocument/2006/customXml" ds:itemID="{4B3E88E8-170A-40FB-969C-63A0269D55C7}">
+  <ds:schemaRefs>
+    <ds:schemaRef ds:uri="http://schemas.microsoft.com/office/2006/metadata/properties"/>
+    <ds:schemaRef ds:uri="http://schemas.microsoft.com/office/infopath/2007/PartnerControls"/>
+    <ds:schemaRef ds:uri="eca25710-d33a-48f9-b7ed-55d8f2ee4c7c"/>
+  </ds:schemaRefs>
+</ds:datastoreItem>
+</file>
+
 <file path=docMetadata/LabelInfo.xml><?xml version="1.0" encoding="utf-8"?>
 <clbl:labelList xmlns:clbl="http://schemas.microsoft.com/office/2020/mipLabelMetadata">
   <clbl:label id="{3cf1f214-12dc-4628-b93b-6ee6575cda47}" enabled="1" method="Privileged" siteId="{ddd66cce-ffe1-4029-967c-5e15ef73127f}" removed="0"/>

--- a/docx/cv 2026.docx
+++ b/docx/cv 2026.docx
@@ -945,12 +945,64 @@
           <w:sz w:val="20"/>
           <w:szCs w:val="20"/>
         </w:rPr>
-        <w:t xml:space="preserve"> network traffic and performing advanced network forensics using </w:t>
+        <w:t xml:space="preserve"> </w:t>
+      </w:r>
+      <w:r>
+        <w:rPr>
+          <w:rFonts w:ascii="Calibri" w:hAnsi="Calibri" w:cs="Calibri"/>
+          <w:b/>
+          <w:bCs/>
+          <w:sz w:val="20"/>
+          <w:szCs w:val="20"/>
+        </w:rPr>
+        <w:t>system calls (</w:t>
       </w:r>
       <w:proofErr w:type="spellStart"/>
       <w:r>
         <w:rPr>
           <w:rFonts w:ascii="Calibri" w:hAnsi="Calibri" w:cs="Calibri"/>
+          <w:b/>
+          <w:bCs/>
+          <w:sz w:val="20"/>
+          <w:szCs w:val="20"/>
+        </w:rPr>
+        <w:t>strace</w:t>
+      </w:r>
+      <w:proofErr w:type="spellEnd"/>
+      <w:r>
+        <w:rPr>
+          <w:rFonts w:ascii="Calibri" w:hAnsi="Calibri" w:cs="Calibri"/>
+          <w:b/>
+          <w:bCs/>
+          <w:sz w:val="20"/>
+          <w:szCs w:val="20"/>
+        </w:rPr>
+        <w:t xml:space="preserve">), </w:t>
+      </w:r>
+      <w:proofErr w:type="spellStart"/>
+      <w:r>
+        <w:rPr>
+          <w:rFonts w:ascii="Calibri" w:hAnsi="Calibri" w:cs="Calibri"/>
+          <w:b/>
+          <w:bCs/>
+          <w:sz w:val="20"/>
+          <w:szCs w:val="20"/>
+        </w:rPr>
+        <w:t>inodes</w:t>
+      </w:r>
+      <w:proofErr w:type="spellEnd"/>
+      <w:r>
+        <w:rPr>
+          <w:rFonts w:ascii="Calibri" w:hAnsi="Calibri" w:cs="Calibri"/>
+          <w:sz w:val="20"/>
+          <w:szCs w:val="20"/>
+        </w:rPr>
+        <w:t xml:space="preserve">, and network traffic using </w:t>
+      </w:r>
+      <w:proofErr w:type="spellStart"/>
+      <w:r>
+        <w:rPr>
+          <w:rFonts w:ascii="Calibri" w:hAnsi="Calibri" w:cs="Calibri"/>
           <w:sz w:val="20"/>
           <w:szCs w:val="20"/>
         </w:rPr>
@@ -963,7 +1015,7 @@
           <w:sz w:val="20"/>
           <w:szCs w:val="20"/>
         </w:rPr>
-        <w:t xml:space="preserve"> and Wireshark. </w:t>
+        <w:t xml:space="preserve"> and Wireshark.</w:t>
       </w:r>
     </w:p>
     <w:p>
@@ -1039,7 +1091,7 @@
           <w:sz w:val="20"/>
           <w:szCs w:val="20"/>
         </w:rPr>
-        <w:t>KEY ENTERPRISE INITIATIVES &amp; AUTOMATION</w:t>
+        <w:t>SYSTEMS ENGINEERING &amp; AUTOMATION PROJECTS</w:t>
       </w:r>
     </w:p>
     <w:p>
@@ -1303,19 +1355,153 @@
         <w:spacing w:after="0" w:line="240" w:lineRule="auto"/>
         <w:rPr>
           <w:rFonts w:ascii="Calibri" w:hAnsi="Calibri" w:cs="Calibri"/>
-          <w:sz w:val="20"/>
-          <w:szCs w:val="20"/>
-        </w:rPr>
-      </w:pPr>
-      <w:r>
-        <w:rPr>
-          <w:rFonts w:ascii="Calibri" w:hAnsi="Calibri" w:cs="Calibri"/>
           <w:b/>
           <w:bCs/>
           <w:sz w:val="20"/>
           <w:szCs w:val="20"/>
         </w:rPr>
+      </w:pPr>
+      <w:r>
+        <w:rPr>
+          <w:rFonts w:ascii="Calibri" w:hAnsi="Calibri" w:cs="Calibri"/>
+          <w:b/>
+          <w:bCs/>
+          <w:sz w:val="20"/>
+          <w:szCs w:val="20"/>
+        </w:rPr>
         <w:lastRenderedPageBreak/>
+        <w:t xml:space="preserve">Lightweight Python Web Server (OSI Layer 4/7): </w:t>
+      </w:r>
+    </w:p>
+    <w:p>
+      <w:pPr>
+        <w:pStyle w:val="ListParagraph"/>
+        <w:numPr>
+          <w:ilvl w:val="0"/>
+          <w:numId w:val="23"/>
+        </w:numPr>
+        <w:spacing w:after="0" w:line="240" w:lineRule="auto"/>
+        <w:rPr>
+          <w:rFonts w:ascii="Calibri" w:hAnsi="Calibri" w:cs="Calibri"/>
+          <w:b/>
+          <w:bCs/>
+          <w:sz w:val="20"/>
+          <w:szCs w:val="20"/>
+        </w:rPr>
+      </w:pPr>
+      <w:r>
+        <w:rPr>
+          <w:rFonts w:ascii="Calibri" w:hAnsi="Calibri" w:cs="Calibri"/>
+          <w:b/>
+          <w:bCs/>
+          <w:sz w:val="20"/>
+          <w:szCs w:val="20"/>
+        </w:rPr>
+        <w:t>Bypassed standard web frameworks to build a raw HTTP server from scratch using basic Python TCP Socket Programming, handling low-level GET/POST request parsing.</w:t>
+      </w:r>
+    </w:p>
+    <w:p>
+      <w:pPr>
+        <w:spacing w:after="0" w:line="240" w:lineRule="auto"/>
+        <w:rPr>
+          <w:rFonts w:ascii="Calibri" w:hAnsi="Calibri" w:cs="Calibri"/>
+          <w:b/>
+          <w:bCs/>
+          <w:sz w:val="20"/>
+          <w:szCs w:val="20"/>
+        </w:rPr>
+      </w:pPr>
+    </w:p>
+    <w:p>
+      <w:pPr>
+        <w:spacing w:after="0" w:line="240" w:lineRule="auto"/>
+        <w:rPr>
+          <w:rFonts w:ascii="Calibri" w:hAnsi="Calibri" w:cs="Calibri"/>
+          <w:b/>
+          <w:bCs/>
+          <w:sz w:val="20"/>
+          <w:szCs w:val="20"/>
+        </w:rPr>
+      </w:pPr>
+      <w:r>
+        <w:rPr>
+          <w:rFonts w:ascii="Calibri" w:hAnsi="Calibri" w:cs="Calibri"/>
+          <w:b/>
+          <w:bCs/>
+          <w:sz w:val="20"/>
+          <w:szCs w:val="20"/>
+        </w:rPr>
+        <w:t xml:space="preserve">Network Security &amp; Packet Forensics: </w:t>
+      </w:r>
+    </w:p>
+    <w:p>
+      <w:pPr>
+        <w:pStyle w:val="ListParagraph"/>
+        <w:numPr>
+          <w:ilvl w:val="0"/>
+          <w:numId w:val="23"/>
+        </w:numPr>
+        <w:spacing w:after="0" w:line="240" w:lineRule="auto"/>
+        <w:rPr>
+          <w:rFonts w:ascii="Calibri" w:hAnsi="Calibri" w:cs="Calibri"/>
+          <w:b/>
+          <w:bCs/>
+          <w:sz w:val="20"/>
+          <w:szCs w:val="20"/>
+        </w:rPr>
+      </w:pPr>
+      <w:r>
+        <w:rPr>
+          <w:rFonts w:ascii="Calibri" w:hAnsi="Calibri" w:cs="Calibri"/>
+          <w:b/>
+          <w:bCs/>
+          <w:sz w:val="20"/>
+          <w:szCs w:val="20"/>
+        </w:rPr>
+        <w:t>Engineered a Python-based wireless penetration testing system to scan 802.11 traffic, capture handshakes, and test access point vulnerabilities.</w:t>
+      </w:r>
+    </w:p>
+    <w:p>
+      <w:pPr>
+        <w:spacing w:after="0" w:line="240" w:lineRule="auto"/>
+        <w:rPr>
+          <w:rFonts w:ascii="Calibri" w:hAnsi="Calibri" w:cs="Calibri"/>
+          <w:b/>
+          <w:bCs/>
+          <w:sz w:val="20"/>
+          <w:szCs w:val="20"/>
+        </w:rPr>
+      </w:pPr>
+    </w:p>
+    <w:p>
+      <w:pPr>
+        <w:spacing w:after="0" w:line="240" w:lineRule="auto"/>
+        <w:rPr>
+          <w:rFonts w:ascii="Calibri" w:hAnsi="Calibri" w:cs="Calibri"/>
+          <w:b/>
+          <w:bCs/>
+          <w:sz w:val="20"/>
+          <w:szCs w:val="20"/>
+        </w:rPr>
+      </w:pPr>
+    </w:p>
+    <w:p>
+      <w:pPr>
+        <w:spacing w:after="0" w:line="240" w:lineRule="auto"/>
+        <w:rPr>
+          <w:rFonts w:ascii="Calibri" w:hAnsi="Calibri" w:cs="Calibri"/>
+          <w:sz w:val="20"/>
+          <w:szCs w:val="20"/>
+        </w:rPr>
+      </w:pPr>
+      <w:r>
+        <w:rPr>
+          <w:rFonts w:ascii="Calibri" w:hAnsi="Calibri" w:cs="Calibri"/>
+          <w:b/>
+          <w:bCs/>
+          <w:sz w:val="20"/>
+          <w:szCs w:val="20"/>
+        </w:rPr>
         <w:t>EDUCATION</w:t>
       </w:r>
       <w:r>
@@ -1475,6 +1661,24 @@
           <w:szCs w:val="20"/>
         </w:rPr>
         <w:t xml:space="preserve">AWS Certified Cloud Practitioner </w:t>
+      </w:r>
+      <w:r>
+        <w:rPr>
+          <w:rFonts w:ascii="Calibri" w:hAnsi="Calibri" w:cs="Calibri"/>
+          <w:b/>
+          <w:bCs/>
+          <w:sz w:val="20"/>
+          <w:szCs w:val="20"/>
+        </w:rPr>
+        <w:t>(Perfect Score: 1000/1000)</w:t>
+      </w:r>
+      <w:r>
+        <w:rPr>
+          <w:rFonts w:ascii="Calibri" w:hAnsi="Calibri" w:cs="Calibri"/>
+          <w:sz w:val="20"/>
+          <w:szCs w:val="20"/>
+        </w:rPr>
+        <w:t xml:space="preserve"> </w:t>
       </w:r>
     </w:p>
     <w:p>
@@ -2202,6 +2406,119 @@
     </w:lvl>
   </w:abstractNum>
   <w:abstractNum w:abstractNumId="4" w15:restartNumberingAfterBreak="0">
+    <w:nsid w:val="2D6E15FB"/>
+    <w:multiLevelType w:val="hybridMultilevel"/>
+    <w:tmpl w:val="F446E678"/>
+    <w:lvl w:ilvl="0" w:tplc="08090001">
+      <w:start w:val="1"/>
+      <w:numFmt w:val="bullet"/>
+      <w:lvlText w:val=""/>
+      <w:lvlJc w:val="left"/>
+      <w:pPr>
+        <w:ind w:left="720" w:hanging="360"/>
+      </w:pPr>
+      <w:rPr>
+        <w:rFonts w:ascii="Symbol" w:hAnsi="Symbol" w:hint="default"/>
+      </w:rPr>
+    </w:lvl>
+    <w:lvl w:ilvl="1" w:tplc="08090003" w:tentative="1">
+      <w:start w:val="1"/>
+      <w:numFmt w:val="bullet"/>
+      <w:lvlText w:val="o"/>
+      <w:lvlJc w:val="left"/>
+      <w:pPr>
+        <w:ind w:left="1440" w:hanging="360"/>
+      </w:pPr>
+      <w:rPr>
+        <w:rFonts w:ascii="Courier New" w:hAnsi="Courier New" w:cs="Courier New" w:hint="default"/>
+      </w:rPr>
+    </w:lvl>
+    <w:lvl w:ilvl="2" w:tplc="08090005" w:tentative="1">
+      <w:start w:val="1"/>
+      <w:numFmt w:val="bullet"/>
+      <w:lvlText w:val=""/>
+      <w:lvlJc w:val="left"/>
+      <w:pPr>
+        <w:ind w:left="2160" w:hanging="360"/>
+      </w:pPr>
+      <w:rPr>
+        <w:rFonts w:ascii="Wingdings" w:hAnsi="Wingdings" w:hint="default"/>
+      </w:rPr>
+    </w:lvl>
+    <w:lvl w:ilvl="3" w:tplc="08090001" w:tentative="1">
+      <w:start w:val="1"/>
+      <w:numFmt w:val="bullet"/>
+      <w:lvlText w:val=""/>
+      <w:lvlJc w:val="left"/>
+      <w:pPr>
+        <w:ind w:left="2880" w:hanging="360"/>
+      </w:pPr>
+      <w:rPr>
+        <w:rFonts w:ascii="Symbol" w:hAnsi="Symbol" w:hint="default"/>
+      </w:rPr>
+    </w:lvl>
+    <w:lvl w:ilvl="4" w:tplc="08090003" w:tentative="1">
+      <w:start w:val="1"/>
+      <w:numFmt w:val="bullet"/>
+      <w:lvlText w:val="o"/>
+      <w:lvlJc w:val="left"/>
+      <w:pPr>
+        <w:ind w:left="3600" w:hanging="360"/>
+      </w:pPr>
+      <w:rPr>
+        <w:rFonts w:ascii="Courier New" w:hAnsi="Courier New" w:cs="Courier New" w:hint="default"/>
+      </w:rPr>
+    </w:lvl>
+    <w:lvl w:ilvl="5" w:tplc="08090005" w:tentative="1">
+      <w:start w:val="1"/>
+      <w:numFmt w:val="bullet"/>
+      <w:lvlText w:val=""/>
+      <w:lvlJc w:val="left"/>
+      <w:pPr>
+        <w:ind w:left="4320" w:hanging="360"/>
+      </w:pPr>
+      <w:rPr>
+        <w:rFonts w:ascii="Wingdings" w:hAnsi="Wingdings" w:hint="default"/>
+      </w:rPr>
+    </w:lvl>
+    <w:lvl w:ilvl="6" w:tplc="08090001" w:tentative="1">
+      <w:start w:val="1"/>
+      <w:numFmt w:val="bullet"/>
+      <w:lvlText w:val=""/>
+      <w:lvlJc w:val="left"/>
+      <w:pPr>
+        <w:ind w:left="5040" w:hanging="360"/>
+      </w:pPr>
+      <w:rPr>
+        <w:rFonts w:ascii="Symbol" w:hAnsi="Symbol" w:hint="default"/>
+      </w:rPr>
+    </w:lvl>
+    <w:lvl w:ilvl="7" w:tplc="08090003" w:tentative="1">
+      <w:start w:val="1"/>
+      <w:numFmt w:val="bullet"/>
+      <w:lvlText w:val="o"/>
+      <w:lvlJc w:val="left"/>
+      <w:pPr>
+        <w:ind w:left="5760" w:hanging="360"/>
+      </w:pPr>
+      <w:rPr>
+        <w:rFonts w:ascii="Courier New" w:hAnsi="Courier New" w:cs="Courier New" w:hint="default"/>
+      </w:rPr>
+    </w:lvl>
+    <w:lvl w:ilvl="8" w:tplc="08090005" w:tentative="1">
+      <w:start w:val="1"/>
+      <w:numFmt w:val="bullet"/>
+      <w:lvlText w:val=""/>
+      <w:lvlJc w:val="left"/>
+      <w:pPr>
+        <w:ind w:left="6480" w:hanging="360"/>
+      </w:pPr>
+      <w:rPr>
+        <w:rFonts w:ascii="Wingdings" w:hAnsi="Wingdings" w:hint="default"/>
+      </w:rPr>
+    </w:lvl>
+  </w:abstractNum>
+  <w:abstractNum w:abstractNumId="5" w15:restartNumberingAfterBreak="0">
     <w:nsid w:val="35721601"/>
     <w:multiLevelType w:val="multilevel"/>
     <w:tmpl w:val="9056C050"/>
@@ -2350,7 +2667,7 @@
       </w:rPr>
     </w:lvl>
   </w:abstractNum>
-  <w:abstractNum w:abstractNumId="5" w15:restartNumberingAfterBreak="0">
+  <w:abstractNum w:abstractNumId="6" w15:restartNumberingAfterBreak="0">
     <w:nsid w:val="371C6AE9"/>
     <w:multiLevelType w:val="multilevel"/>
     <w:tmpl w:val="579ECD1A"/>
@@ -2499,7 +2816,7 @@
       </w:rPr>
     </w:lvl>
   </w:abstractNum>
-  <w:abstractNum w:abstractNumId="6" w15:restartNumberingAfterBreak="0">
+  <w:abstractNum w:abstractNumId="7" w15:restartNumberingAfterBreak="0">
     <w:nsid w:val="377A7CB9"/>
     <w:multiLevelType w:val="hybridMultilevel"/>
     <w:tmpl w:val="119AAB38"/>
@@ -2612,7 +2929,7 @@
       </w:rPr>
     </w:lvl>
   </w:abstractNum>
-  <w:abstractNum w:abstractNumId="7" w15:restartNumberingAfterBreak="0">
+  <w:abstractNum w:abstractNumId="8" w15:restartNumberingAfterBreak="0">
     <w:nsid w:val="382D6664"/>
     <w:multiLevelType w:val="multilevel"/>
     <w:tmpl w:val="9BA0D104"/>
@@ -2761,7 +3078,7 @@
       </w:rPr>
     </w:lvl>
   </w:abstractNum>
-  <w:abstractNum w:abstractNumId="8" w15:restartNumberingAfterBreak="0">
+  <w:abstractNum w:abstractNumId="9" w15:restartNumberingAfterBreak="0">
     <w:nsid w:val="3F5C7088"/>
     <w:multiLevelType w:val="multilevel"/>
     <w:tmpl w:val="D2907940"/>
@@ -2910,7 +3227,7 @@
       </w:rPr>
     </w:lvl>
   </w:abstractNum>
-  <w:abstractNum w:abstractNumId="9" w15:restartNumberingAfterBreak="0">
+  <w:abstractNum w:abstractNumId="10" w15:restartNumberingAfterBreak="0">
     <w:nsid w:val="48EF3DD0"/>
     <w:multiLevelType w:val="multilevel"/>
     <w:tmpl w:val="2318B9A2"/>
@@ -3059,7 +3376,7 @@
       </w:rPr>
     </w:lvl>
   </w:abstractNum>
-  <w:abstractNum w:abstractNumId="10" w15:restartNumberingAfterBreak="0">
+  <w:abstractNum w:abstractNumId="11" w15:restartNumberingAfterBreak="0">
     <w:nsid w:val="51B853DD"/>
     <w:multiLevelType w:val="multilevel"/>
     <w:tmpl w:val="3642D8D4"/>
@@ -3208,7 +3525,7 @@
       </w:rPr>
     </w:lvl>
   </w:abstractNum>
-  <w:abstractNum w:abstractNumId="11" w15:restartNumberingAfterBreak="0">
+  <w:abstractNum w:abstractNumId="12" w15:restartNumberingAfterBreak="0">
     <w:nsid w:val="5BD54ADD"/>
     <w:multiLevelType w:val="multilevel"/>
     <w:tmpl w:val="781E8696"/>
@@ -3357,7 +3674,7 @@
       </w:rPr>
     </w:lvl>
   </w:abstractNum>
-  <w:abstractNum w:abstractNumId="12" w15:restartNumberingAfterBreak="0">
+  <w:abstractNum w:abstractNumId="13" w15:restartNumberingAfterBreak="0">
     <w:nsid w:val="5D414E97"/>
     <w:multiLevelType w:val="multilevel"/>
     <w:tmpl w:val="6EECF364"/>
@@ -3506,7 +3823,7 @@
       </w:rPr>
     </w:lvl>
   </w:abstractNum>
-  <w:abstractNum w:abstractNumId="13" w15:restartNumberingAfterBreak="0">
+  <w:abstractNum w:abstractNumId="14" w15:restartNumberingAfterBreak="0">
     <w:nsid w:val="5DCB6E8B"/>
     <w:multiLevelType w:val="multilevel"/>
     <w:tmpl w:val="12F0D8DA"/>
@@ -3655,7 +3972,7 @@
       </w:rPr>
     </w:lvl>
   </w:abstractNum>
-  <w:abstractNum w:abstractNumId="14" w15:restartNumberingAfterBreak="0">
+  <w:abstractNum w:abstractNumId="15" w15:restartNumberingAfterBreak="0">
     <w:nsid w:val="5F824445"/>
     <w:multiLevelType w:val="multilevel"/>
     <w:tmpl w:val="7F1481C2"/>
@@ -3768,7 +4085,7 @@
       </w:pPr>
     </w:lvl>
   </w:abstractNum>
-  <w:abstractNum w:abstractNumId="15" w15:restartNumberingAfterBreak="0">
+  <w:abstractNum w:abstractNumId="16" w15:restartNumberingAfterBreak="0">
     <w:nsid w:val="61B111B5"/>
     <w:multiLevelType w:val="multilevel"/>
     <w:tmpl w:val="16FE7BBA"/>
@@ -3917,7 +4234,7 @@
       </w:rPr>
     </w:lvl>
   </w:abstractNum>
-  <w:abstractNum w:abstractNumId="16" w15:restartNumberingAfterBreak="0">
+  <w:abstractNum w:abstractNumId="17" w15:restartNumberingAfterBreak="0">
     <w:nsid w:val="63590654"/>
     <w:multiLevelType w:val="multilevel"/>
     <w:tmpl w:val="02A4C5F6"/>
@@ -4066,7 +4383,7 @@
       </w:rPr>
     </w:lvl>
   </w:abstractNum>
-  <w:abstractNum w:abstractNumId="17" w15:restartNumberingAfterBreak="0">
+  <w:abstractNum w:abstractNumId="18" w15:restartNumberingAfterBreak="0">
     <w:nsid w:val="64391B3A"/>
     <w:multiLevelType w:val="multilevel"/>
     <w:tmpl w:val="72324952"/>
@@ -4215,7 +4532,7 @@
       </w:rPr>
     </w:lvl>
   </w:abstractNum>
-  <w:abstractNum w:abstractNumId="18" w15:restartNumberingAfterBreak="0">
+  <w:abstractNum w:abstractNumId="19" w15:restartNumberingAfterBreak="0">
     <w:nsid w:val="65455C4A"/>
     <w:multiLevelType w:val="multilevel"/>
     <w:tmpl w:val="96363608"/>
@@ -4364,7 +4681,7 @@
       </w:rPr>
     </w:lvl>
   </w:abstractNum>
-  <w:abstractNum w:abstractNumId="19" w15:restartNumberingAfterBreak="0">
+  <w:abstractNum w:abstractNumId="20" w15:restartNumberingAfterBreak="0">
     <w:nsid w:val="65F0683E"/>
     <w:multiLevelType w:val="multilevel"/>
     <w:tmpl w:val="A29CD2B4"/>
@@ -4513,7 +4830,7 @@
       </w:rPr>
     </w:lvl>
   </w:abstractNum>
-  <w:abstractNum w:abstractNumId="20" w15:restartNumberingAfterBreak="0">
+  <w:abstractNum w:abstractNumId="21" w15:restartNumberingAfterBreak="0">
     <w:nsid w:val="6DBE5231"/>
     <w:multiLevelType w:val="multilevel"/>
     <w:tmpl w:val="D45A4040"/>
@@ -4662,7 +4979,7 @@
       </w:rPr>
     </w:lvl>
   </w:abstractNum>
-  <w:abstractNum w:abstractNumId="21" w15:restartNumberingAfterBreak="0">
+  <w:abstractNum w:abstractNumId="22" w15:restartNumberingAfterBreak="0">
     <w:nsid w:val="732935B5"/>
     <w:multiLevelType w:val="multilevel"/>
     <w:tmpl w:val="1FF08886"/>
@@ -4818,64 +5135,67 @@
     <w:abstractNumId w:val="0"/>
   </w:num>
   <w:num w:numId="3" w16cid:durableId="9765583">
-    <w:abstractNumId w:val="12"/>
+    <w:abstractNumId w:val="13"/>
   </w:num>
   <w:num w:numId="4" w16cid:durableId="420104591">
+    <w:abstractNumId w:val="19"/>
+  </w:num>
+  <w:num w:numId="5" w16cid:durableId="1959945410">
+    <w:abstractNumId w:val="10"/>
+  </w:num>
+  <w:num w:numId="6" w16cid:durableId="235675568">
+    <w:abstractNumId w:val="8"/>
+  </w:num>
+  <w:num w:numId="7" w16cid:durableId="1218857314">
+    <w:abstractNumId w:val="15"/>
+  </w:num>
+  <w:num w:numId="8" w16cid:durableId="2036076532">
+    <w:abstractNumId w:val="7"/>
+  </w:num>
+  <w:num w:numId="9" w16cid:durableId="307707238">
+    <w:abstractNumId w:val="17"/>
+  </w:num>
+  <w:num w:numId="10" w16cid:durableId="365568268">
+    <w:abstractNumId w:val="9"/>
+  </w:num>
+  <w:num w:numId="11" w16cid:durableId="304551429">
+    <w:abstractNumId w:val="22"/>
+  </w:num>
+  <w:num w:numId="12" w16cid:durableId="752898901">
     <w:abstractNumId w:val="18"/>
   </w:num>
-  <w:num w:numId="5" w16cid:durableId="1959945410">
-    <w:abstractNumId w:val="9"/>
-  </w:num>
-  <w:num w:numId="6" w16cid:durableId="235675568">
-    <w:abstractNumId w:val="7"/>
-  </w:num>
-  <w:num w:numId="7" w16cid:durableId="1218857314">
-    <w:abstractNumId w:val="14"/>
-  </w:num>
-  <w:num w:numId="8" w16cid:durableId="2036076532">
-    <w:abstractNumId w:val="6"/>
-  </w:num>
-  <w:num w:numId="9" w16cid:durableId="307707238">
-    <w:abstractNumId w:val="16"/>
-  </w:num>
-  <w:num w:numId="10" w16cid:durableId="365568268">
-    <w:abstractNumId w:val="8"/>
-  </w:num>
-  <w:num w:numId="11" w16cid:durableId="304551429">
-    <w:abstractNumId w:val="21"/>
-  </w:num>
-  <w:num w:numId="12" w16cid:durableId="752898901">
-    <w:abstractNumId w:val="17"/>
-  </w:num>
   <w:num w:numId="13" w16cid:durableId="986931136">
-    <w:abstractNumId w:val="4"/>
+    <w:abstractNumId w:val="5"/>
   </w:num>
   <w:num w:numId="14" w16cid:durableId="554313131">
     <w:abstractNumId w:val="1"/>
   </w:num>
   <w:num w:numId="15" w16cid:durableId="1879849591">
-    <w:abstractNumId w:val="10"/>
+    <w:abstractNumId w:val="11"/>
   </w:num>
   <w:num w:numId="16" w16cid:durableId="1901357415">
-    <w:abstractNumId w:val="5"/>
+    <w:abstractNumId w:val="6"/>
   </w:num>
   <w:num w:numId="17" w16cid:durableId="434443974">
-    <w:abstractNumId w:val="15"/>
+    <w:abstractNumId w:val="16"/>
   </w:num>
   <w:num w:numId="18" w16cid:durableId="303169635">
+    <w:abstractNumId w:val="21"/>
+  </w:num>
+  <w:num w:numId="19" w16cid:durableId="1972007849">
     <w:abstractNumId w:val="20"/>
   </w:num>
-  <w:num w:numId="19" w16cid:durableId="1972007849">
-    <w:abstractNumId w:val="19"/>
-  </w:num>
   <w:num w:numId="20" w16cid:durableId="1295214294">
-    <w:abstractNumId w:val="11"/>
+    <w:abstractNumId w:val="12"/>
   </w:num>
   <w:num w:numId="21" w16cid:durableId="1379629001">
-    <w:abstractNumId w:val="13"/>
+    <w:abstractNumId w:val="14"/>
   </w:num>
   <w:num w:numId="22" w16cid:durableId="649552686">
     <w:abstractNumId w:val="3"/>
+  </w:num>
+  <w:num w:numId="23" w16cid:durableId="34089977">
+    <w:abstractNumId w:val="4"/>
   </w:num>
 </w:numbering>
 </file>
@@ -5483,7 +5803,6 @@
   <w:style w:type="character" w:default="1" w:styleId="DefaultParagraphFont">
     <w:name w:val="Default Paragraph Font"/>
     <w:uiPriority w:val="1"/>
-    <w:semiHidden/>
     <w:unhideWhenUsed/>
   </w:style>
   <w:style w:type="table" w:default="1" w:styleId="TableNormal">
@@ -6139,6 +6458,23 @@
 </file>
 
 <file path=customXml/item1.xml><?xml version="1.0" encoding="utf-8"?>
+<p:properties xmlns:p="http://schemas.microsoft.com/office/2006/metadata/properties" xmlns:xsi="http://www.w3.org/2001/XMLSchema-instance" xmlns:pc="http://schemas.microsoft.com/office/infopath/2007/PartnerControls">
+  <documentManagement>
+    <_activity xmlns="eca25710-d33a-48f9-b7ed-55d8f2ee4c7c" xsi:nil="true"/>
+  </documentManagement>
+</p:properties>
+</file>
+
+<file path=customXml/item2.xml><?xml version="1.0" encoding="utf-8"?>
+<?mso-contentType ?>
+<FormTemplates xmlns="http://schemas.microsoft.com/sharepoint/v3/contenttype/forms">
+  <Display>DocumentLibraryForm</Display>
+  <Edit>DocumentLibraryForm</Edit>
+  <New>DocumentLibraryForm</New>
+</FormTemplates>
+</file>
+
+<file path=customXml/item3.xml><?xml version="1.0" encoding="utf-8"?>
 <ct:contentTypeSchema xmlns:ct="http://schemas.microsoft.com/office/2006/metadata/contentType" xmlns:ma="http://schemas.microsoft.com/office/2006/metadata/properties/metaAttributes" ct:_="" ma:_="" ma:contentTypeName="Document" ma:contentTypeID="0x0101004052122EE5125442955E1CECA5ECB906" ma:contentTypeVersion="11" ma:contentTypeDescription="Create a new document." ma:contentTypeScope="" ma:versionID="2a6270015ceda115e3a98b0e6a03296a">
   <xsd:schema xmlns:xsd="http://www.w3.org/2001/XMLSchema" xmlns:xs="http://www.w3.org/2001/XMLSchema" xmlns:p="http://schemas.microsoft.com/office/2006/metadata/properties" xmlns:ns3="eca25710-d33a-48f9-b7ed-55d8f2ee4c7c" targetNamespace="http://schemas.microsoft.com/office/2006/metadata/properties" ma:root="true" ma:fieldsID="873b44005ca4aa7e8fa796dfae0f0c1e" ns3:_="">
     <xsd:import namespace="eca25710-d33a-48f9-b7ed-55d8f2ee4c7c"/>
@@ -6326,24 +6662,25 @@
 </ct:contentTypeSchema>
 </file>
 
-<file path=customXml/item2.xml><?xml version="1.0" encoding="utf-8"?>
-<?mso-contentType ?>
-<FormTemplates xmlns="http://schemas.microsoft.com/sharepoint/v3/contenttype/forms">
-  <Display>DocumentLibraryForm</Display>
-  <Edit>DocumentLibraryForm</Edit>
-  <New>DocumentLibraryForm</New>
-</FormTemplates>
+<file path=customXml/itemProps1.xml><?xml version="1.0" encoding="utf-8"?>
+<ds:datastoreItem xmlns:ds="http://schemas.openxmlformats.org/officeDocument/2006/customXml" ds:itemID="{4B3E88E8-170A-40FB-969C-63A0269D55C7}">
+  <ds:schemaRefs>
+    <ds:schemaRef ds:uri="http://schemas.microsoft.com/office/2006/metadata/properties"/>
+    <ds:schemaRef ds:uri="http://schemas.microsoft.com/office/infopath/2007/PartnerControls"/>
+    <ds:schemaRef ds:uri="eca25710-d33a-48f9-b7ed-55d8f2ee4c7c"/>
+  </ds:schemaRefs>
+</ds:datastoreItem>
 </file>
 
-<file path=customXml/item3.xml><?xml version="1.0" encoding="utf-8"?>
-<p:properties xmlns:p="http://schemas.microsoft.com/office/2006/metadata/properties" xmlns:xsi="http://www.w3.org/2001/XMLSchema-instance" xmlns:pc="http://schemas.microsoft.com/office/infopath/2007/PartnerControls">
-  <documentManagement>
-    <_activity xmlns="eca25710-d33a-48f9-b7ed-55d8f2ee4c7c" xsi:nil="true"/>
-  </documentManagement>
-</p:properties>
+<file path=customXml/itemProps2.xml><?xml version="1.0" encoding="utf-8"?>
+<ds:datastoreItem xmlns:ds="http://schemas.openxmlformats.org/officeDocument/2006/customXml" ds:itemID="{8DB0D329-F9C0-4885-9E58-0B4D90D9763D}">
+  <ds:schemaRefs>
+    <ds:schemaRef ds:uri="http://schemas.microsoft.com/sharepoint/v3/contenttype/forms"/>
+  </ds:schemaRefs>
+</ds:datastoreItem>
 </file>
 
-<file path=customXml/itemProps1.xml><?xml version="1.0" encoding="utf-8"?>
+<file path=customXml/itemProps3.xml><?xml version="1.0" encoding="utf-8"?>
 <ds:datastoreItem xmlns:ds="http://schemas.openxmlformats.org/officeDocument/2006/customXml" ds:itemID="{46F331C9-4C14-4E2D-B138-C077E96CDEFA}">
   <ds:schemaRefs>
     <ds:schemaRef ds:uri="http://schemas.microsoft.com/office/2006/metadata/contentType"/>
@@ -6361,24 +6698,6 @@
 </ds:datastoreItem>
 </file>
 
-<file path=customXml/itemProps2.xml><?xml version="1.0" encoding="utf-8"?>
-<ds:datastoreItem xmlns:ds="http://schemas.openxmlformats.org/officeDocument/2006/customXml" ds:itemID="{8DB0D329-F9C0-4885-9E58-0B4D90D9763D}">
-  <ds:schemaRefs>
-    <ds:schemaRef ds:uri="http://schemas.microsoft.com/sharepoint/v3/contenttype/forms"/>
-  </ds:schemaRefs>
-</ds:datastoreItem>
-</file>
-
-<file path=customXml/itemProps3.xml><?xml version="1.0" encoding="utf-8"?>
-<ds:datastoreItem xmlns:ds="http://schemas.openxmlformats.org/officeDocument/2006/customXml" ds:itemID="{4B3E88E8-170A-40FB-969C-63A0269D55C7}">
-  <ds:schemaRefs>
-    <ds:schemaRef ds:uri="http://schemas.microsoft.com/office/2006/metadata/properties"/>
-    <ds:schemaRef ds:uri="http://schemas.microsoft.com/office/infopath/2007/PartnerControls"/>
-    <ds:schemaRef ds:uri="eca25710-d33a-48f9-b7ed-55d8f2ee4c7c"/>
-  </ds:schemaRefs>
-</ds:datastoreItem>
-</file>
-
 <file path=docMetadata/LabelInfo.xml><?xml version="1.0" encoding="utf-8"?>
 <clbl:labelList xmlns:clbl="http://schemas.microsoft.com/office/2020/mipLabelMetadata">
   <clbl:label id="{3cf1f214-12dc-4628-b93b-6ee6575cda47}" enabled="1" method="Privileged" siteId="{ddd66cce-ffe1-4029-967c-5e15ef73127f}" removed="0"/>
